--- a/6-Automation/Python/16-Video Studio - Ver 1.0 - id 22/Documentation/Video Studio - Code Source.docx
+++ b/6-Automation/Python/16-Video Studio - Ver 1.0 - id 22/Documentation/Video Studio - Code Source.docx
@@ -52,17 +52,302 @@
           <w:sz w:val="18"/>
           <w:highlight w:val="lightGray"/>
         </w:rPr>
-        <w:t># Source: AI Source: Provided by: [Data Path</w:t>
-      </w:r>
-      <w:r>
-        <w:rPr>
-          <w:rFonts w:ascii="Arial" w:eastAsia="Arial" w:hAnsi="Arial" w:cs="Arial"/>
+        <w:t># Source: Person Source: Provided by: [</w:t>
+      </w:r>
+      <w:r>
+        <w:rPr>
+          <w:rFonts w:ascii="Arial" w:eastAsia="Arial" w:hAnsi="Arial" w:cs="Calibri"/>
+          <w:b/>
           <w:color w:val="000000"/>
           <w:sz w:val="18"/>
           <w:highlight w:val="lightGray"/>
         </w:rPr>
-        <w:t xml:space="preserve">: Persons Table -&gt; ID Column: 1, Name_En Column: Motasem Essam] -&gt; </w:t>
-      </w:r>
+        <w:t>Data Path</w:t>
+      </w:r>
+      <w:r>
+        <w:rPr>
+          <w:rFonts w:ascii="Arial" w:eastAsia="Arial" w:hAnsi="Arial" w:cs="Calibri"/>
+          <w:color w:val="000000"/>
+          <w:sz w:val="18"/>
+          <w:highlight w:val="lightGray"/>
+        </w:rPr>
+        <w:t>: Persons Table</w:t>
+      </w:r>
+      <w:r>
+        <w:rPr>
+          <w:rFonts w:ascii="Arial" w:eastAsia="Arial" w:hAnsi="Arial"/>
+          <w:sz w:val="18"/>
+          <w:highlight w:val="lightGray"/>
+        </w:rPr>
+        <w:t xml:space="preserve"> -&gt; ID Column: 1, </w:t>
+      </w:r>
+      <w:proofErr w:type="spellStart"/>
+      <w:r>
+        <w:rPr>
+          <w:rFonts w:ascii="Arial" w:eastAsia="Arial" w:hAnsi="Arial"/>
+          <w:sz w:val="18"/>
+          <w:highlight w:val="lightGray"/>
+        </w:rPr>
+        <w:t>Name_En</w:t>
+      </w:r>
+      <w:proofErr w:type="spellEnd"/>
+      <w:r>
+        <w:rPr>
+          <w:rFonts w:ascii="Arial" w:eastAsia="Arial" w:hAnsi="Arial"/>
+          <w:sz w:val="18"/>
+          <w:highlight w:val="lightGray"/>
+        </w:rPr>
+        <w:t xml:space="preserve"> Column: Motasem Essam] </w:t>
+      </w:r>
+      <w:r>
+        <w:rPr>
+          <w:rFonts w:ascii="Arial" w:eastAsia="Arial" w:hAnsi="Arial"/>
+          <w:b/>
+          <w:bCs/>
+          <w:sz w:val="18"/>
+          <w:szCs w:val="18"/>
+          <w:highlight w:val="lightGray"/>
+        </w:rPr>
+        <w:t>Written by: [Data Path:</w:t>
+      </w:r>
+      <w:r>
+        <w:rPr>
+          <w:rFonts w:ascii="Arial" w:eastAsia="Arial" w:hAnsi="Arial"/>
+          <w:sz w:val="18"/>
+          <w:szCs w:val="18"/>
+          <w:highlight w:val="lightGray"/>
+        </w:rPr>
+        <w:t xml:space="preserve"> Persons Table -&gt; ID Column: </w:t>
+      </w:r>
+      <w:r>
+        <w:rPr>
+          <w:rFonts w:ascii="Arial" w:eastAsia="Arial" w:hAnsi="Arial"/>
+          <w:sz w:val="18"/>
+          <w:szCs w:val="18"/>
+          <w:highlight w:val="lightGray"/>
+        </w:rPr>
+        <w:t>1</w:t>
+      </w:r>
+      <w:r>
+        <w:rPr>
+          <w:rFonts w:ascii="Arial" w:eastAsia="Arial" w:hAnsi="Arial"/>
+          <w:sz w:val="18"/>
+          <w:szCs w:val="18"/>
+          <w:highlight w:val="lightGray"/>
+        </w:rPr>
+        <w:t xml:space="preserve">, </w:t>
+      </w:r>
+      <w:proofErr w:type="spellStart"/>
+      <w:r>
+        <w:rPr>
+          <w:rFonts w:ascii="Arial" w:eastAsia="Arial" w:hAnsi="Arial"/>
+          <w:sz w:val="18"/>
+          <w:szCs w:val="18"/>
+          <w:highlight w:val="lightGray"/>
+        </w:rPr>
+        <w:t>Name_En</w:t>
+      </w:r>
+      <w:proofErr w:type="spellEnd"/>
+      <w:r>
+        <w:rPr>
+          <w:rFonts w:ascii="Arial" w:eastAsia="Arial" w:hAnsi="Arial"/>
+          <w:sz w:val="18"/>
+          <w:szCs w:val="18"/>
+          <w:highlight w:val="lightGray"/>
+        </w:rPr>
+        <w:t xml:space="preserve"> Column: </w:t>
+      </w:r>
+      <w:r>
+        <w:rPr>
+          <w:rFonts w:ascii="Arial" w:eastAsia="Arial" w:hAnsi="Arial"/>
+          <w:sz w:val="18"/>
+          <w:highlight w:val="lightGray"/>
+        </w:rPr>
+        <w:t>Motasem Essam</w:t>
+      </w:r>
+      <w:r>
+        <w:rPr>
+          <w:rFonts w:ascii="Arial" w:eastAsia="Arial" w:hAnsi="Arial"/>
+          <w:sz w:val="18"/>
+          <w:szCs w:val="18"/>
+          <w:highlight w:val="lightGray"/>
+        </w:rPr>
+        <w:t>]</w:t>
+      </w:r>
+      <w:r>
+        <w:rPr>
+          <w:rFonts w:ascii="Arial" w:eastAsia="Arial" w:hAnsi="Arial"/>
+          <w:sz w:val="18"/>
+          <w:szCs w:val="18"/>
+          <w:highlight w:val="lightGray"/>
+        </w:rPr>
+        <w:t xml:space="preserve"> </w:t>
+      </w:r>
+      <w:r>
+        <w:rPr>
+          <w:rFonts w:ascii="Arial" w:eastAsia="Arial" w:hAnsi="Arial"/>
+          <w:b/>
+          <w:sz w:val="18"/>
+          <w:highlight w:val="lightGray"/>
+        </w:rPr>
+        <w:t xml:space="preserve">on </w:t>
+      </w:r>
+      <w:r>
+        <w:rPr>
+          <w:rFonts w:ascii="Arial" w:eastAsia="Arial" w:hAnsi="Arial"/>
+          <w:sz w:val="18"/>
+          <w:highlight w:val="lightGray"/>
+        </w:rPr>
+        <w:t>[</w:t>
+      </w:r>
+      <w:r>
+        <w:rPr>
+          <w:rFonts w:ascii="Arial" w:eastAsia="Arial" w:hAnsi="Arial"/>
+          <w:sz w:val="18"/>
+          <w:highlight w:val="lightGray"/>
+        </w:rPr>
+        <w:t>6/17/2026</w:t>
+      </w:r>
+      <w:r>
+        <w:rPr>
+          <w:rFonts w:ascii="Arial" w:eastAsia="Arial" w:hAnsi="Arial"/>
+          <w:sz w:val="18"/>
+          <w:highlight w:val="lightGray"/>
+        </w:rPr>
+        <w:t>]</w:t>
+      </w:r>
+    </w:p>
+    <w:p>
+      <w:pPr>
+        <w:rPr>
+          <w:rFonts w:ascii="Roboto Mono" w:hAnsi="Roboto Mono"/>
+        </w:rPr>
+      </w:pPr>
+      <w:r>
+        <w:rPr>
+          <w:rFonts w:ascii="Roboto Mono" w:hAnsi="Roboto Mono"/>
+        </w:rPr>
+        <w:t>- Give me project to Play video</w:t>
+      </w:r>
+      <w:r>
+        <w:rPr>
+          <w:rFonts w:ascii="Roboto Mono" w:hAnsi="Roboto Mono"/>
+        </w:rPr>
+        <w:t>s</w:t>
+      </w:r>
+    </w:p>
+    <w:p>
+      <w:pPr>
+        <w:rPr>
+          <w:rFonts w:ascii="Roboto Mono" w:hAnsi="Roboto Mono"/>
+        </w:rPr>
+      </w:pPr>
+      <w:r>
+        <w:rPr>
+          <w:rFonts w:ascii="Roboto Mono" w:hAnsi="Roboto Mono"/>
+        </w:rPr>
+        <w:t xml:space="preserve">- </w:t>
+      </w:r>
+      <w:r>
+        <w:rPr>
+          <w:rFonts w:ascii="Roboto Mono" w:hAnsi="Roboto Mono"/>
+        </w:rPr>
+        <w:t>Create playlist</w:t>
+      </w:r>
+    </w:p>
+    <w:p>
+      <w:pPr>
+        <w:rPr>
+          <w:rFonts w:ascii="Roboto Mono" w:hAnsi="Roboto Mono"/>
+        </w:rPr>
+      </w:pPr>
+      <w:r>
+        <w:rPr>
+          <w:rFonts w:ascii="Roboto Mono" w:hAnsi="Roboto Mono"/>
+        </w:rPr>
+        <w:t xml:space="preserve">- </w:t>
+      </w:r>
+      <w:r>
+        <w:rPr>
+          <w:rFonts w:ascii="Roboto Mono" w:hAnsi="Roboto Mono"/>
+        </w:rPr>
+        <w:t>Make me can Join or combine videos in one video</w:t>
+      </w:r>
+    </w:p>
+    <w:p>
+      <w:pPr>
+        <w:rPr>
+          <w:rFonts w:ascii="Roboto Mono" w:hAnsi="Roboto Mono"/>
+        </w:rPr>
+      </w:pPr>
+      <w:r>
+        <w:rPr>
+          <w:rFonts w:ascii="Roboto Mono" w:hAnsi="Roboto Mono"/>
+        </w:rPr>
+        <w:t xml:space="preserve">- </w:t>
+      </w:r>
+      <w:r>
+        <w:rPr>
+          <w:rFonts w:ascii="Roboto Mono" w:hAnsi="Roboto Mono"/>
+        </w:rPr>
+        <w:t>Make me can Trim video</w:t>
+      </w:r>
+    </w:p>
+    <w:p>
+      <w:pPr>
+        <w:rPr>
+          <w:rFonts w:ascii="Roboto Mono" w:hAnsi="Roboto Mono"/>
+        </w:rPr>
+      </w:pPr>
+      <w:r>
+        <w:rPr>
+          <w:rFonts w:ascii="Roboto Mono" w:hAnsi="Roboto Mono"/>
+        </w:rPr>
+        <w:t xml:space="preserve">- </w:t>
+      </w:r>
+      <w:r>
+        <w:rPr>
+          <w:rFonts w:ascii="Roboto Mono" w:hAnsi="Roboto Mono"/>
+        </w:rPr>
+        <w:t>Add recent videos</w:t>
+      </w:r>
+    </w:p>
+    <w:p>
+      <w:pPr>
+        <w:pStyle w:val="ListParagraph"/>
+        <w:rPr>
+          <w:rFonts w:ascii="Roboto Mono" w:hAnsi="Roboto Mono"/>
+        </w:rPr>
+      </w:pPr>
+    </w:p>
+    <w:p>
+      <w:pPr>
+        <w:pStyle w:val="Heading2"/>
+      </w:pPr>
+      <w:r>
+        <w:rPr>
+          <w:rFonts w:hint="cs"/>
+          <w:rtl/>
+        </w:rPr>
+        <w:t>2</w:t>
+      </w:r>
+      <w:r>
+        <w:t>-</w:t>
+      </w:r>
+      <w:r>
+        <w:t>Video Studio</w:t>
+      </w:r>
+      <w:r>
+        <w:t>- Ai Answer - 1</w:t>
+      </w:r>
+    </w:p>
+    <w:p>
+      <w:pPr>
+        <w:rPr>
+          <w:rFonts w:ascii="Arial" w:eastAsia="Arial" w:hAnsi="Arial"/>
+          <w:sz w:val="18"/>
+        </w:rPr>
+      </w:pPr>
       <w:r>
         <w:rPr>
           <w:rFonts w:ascii="Arial" w:eastAsia="Arial" w:hAnsi="Arial" w:cs="Arial"/>
@@ -71,7 +356,7 @@
           <w:sz w:val="18"/>
           <w:highlight w:val="lightGray"/>
         </w:rPr>
-        <w:t>From:</w:t>
+        <w:t># Source: AI Source: Provided by: [Data Path</w:t>
       </w:r>
       <w:r>
         <w:rPr>
@@ -80,168 +365,9 @@
           <w:sz w:val="18"/>
           <w:highlight w:val="lightGray"/>
         </w:rPr>
-        <w:t xml:space="preserve"> [ChatGPT] </w:t>
-      </w:r>
-      <w:r>
-        <w:rPr>
-          <w:rFonts w:ascii="Arial" w:eastAsia="Arial" w:hAnsi="Arial" w:cs="Arial"/>
-          <w:b/>
-          <w:color w:val="000000"/>
-          <w:sz w:val="18"/>
-          <w:highlight w:val="lightGray"/>
-        </w:rPr>
-        <w:t>on</w:t>
-      </w:r>
-      <w:r>
-        <w:rPr>
-          <w:rFonts w:ascii="Arial" w:eastAsia="Arial" w:hAnsi="Arial"/>
-          <w:sz w:val="18"/>
-          <w:highlight w:val="lightGray"/>
-        </w:rPr>
-        <w:t xml:space="preserve"> [6/17/2026]</w:t>
-      </w:r>
-    </w:p>
-    <w:p>
-      <w:pPr>
-        <w:rPr>
-          <w:rFonts w:ascii="Roboto Mono" w:hAnsi="Roboto Mono"/>
-        </w:rPr>
-      </w:pPr>
-      <w:r>
-        <w:rPr>
-          <w:rFonts w:ascii="Roboto Mono" w:hAnsi="Roboto Mono"/>
-        </w:rPr>
-        <w:t>- Give me project to Play video</w:t>
-      </w:r>
-      <w:r>
-        <w:rPr>
-          <w:rFonts w:ascii="Roboto Mono" w:hAnsi="Roboto Mono"/>
-        </w:rPr>
-        <w:t>s</w:t>
-      </w:r>
-    </w:p>
-    <w:p>
-      <w:pPr>
-        <w:rPr>
-          <w:rFonts w:ascii="Roboto Mono" w:hAnsi="Roboto Mono"/>
-        </w:rPr>
-      </w:pPr>
-      <w:r>
-        <w:rPr>
-          <w:rFonts w:ascii="Roboto Mono" w:hAnsi="Roboto Mono"/>
-        </w:rPr>
-        <w:t xml:space="preserve">- </w:t>
-      </w:r>
-      <w:r>
-        <w:rPr>
-          <w:rFonts w:ascii="Roboto Mono" w:hAnsi="Roboto Mono"/>
-        </w:rPr>
-        <w:t>Create playlist</w:t>
-      </w:r>
-    </w:p>
-    <w:p>
-      <w:pPr>
-        <w:rPr>
-          <w:rFonts w:ascii="Roboto Mono" w:hAnsi="Roboto Mono"/>
-        </w:rPr>
-      </w:pPr>
-      <w:r>
-        <w:rPr>
-          <w:rFonts w:ascii="Roboto Mono" w:hAnsi="Roboto Mono"/>
-        </w:rPr>
-        <w:t xml:space="preserve">- </w:t>
-      </w:r>
-      <w:r>
-        <w:rPr>
-          <w:rFonts w:ascii="Roboto Mono" w:hAnsi="Roboto Mono"/>
-        </w:rPr>
-        <w:t>Make me can Join or combine videos in one video</w:t>
-      </w:r>
-    </w:p>
-    <w:p>
-      <w:pPr>
-        <w:rPr>
-          <w:rFonts w:ascii="Roboto Mono" w:hAnsi="Roboto Mono"/>
-        </w:rPr>
-      </w:pPr>
-      <w:r>
-        <w:rPr>
-          <w:rFonts w:ascii="Roboto Mono" w:hAnsi="Roboto Mono"/>
-        </w:rPr>
-        <w:t xml:space="preserve">- </w:t>
-      </w:r>
-      <w:r>
-        <w:rPr>
-          <w:rFonts w:ascii="Roboto Mono" w:hAnsi="Roboto Mono"/>
-        </w:rPr>
-        <w:t>Make me can Trim video</w:t>
-      </w:r>
-    </w:p>
-    <w:p>
-      <w:pPr>
-        <w:rPr>
-          <w:rFonts w:ascii="Roboto Mono" w:hAnsi="Roboto Mono"/>
-        </w:rPr>
-      </w:pPr>
-      <w:r>
-        <w:rPr>
-          <w:rFonts w:ascii="Roboto Mono" w:hAnsi="Roboto Mono"/>
-        </w:rPr>
-        <w:t xml:space="preserve">- </w:t>
-      </w:r>
-      <w:r>
-        <w:rPr>
-          <w:rFonts w:ascii="Roboto Mono" w:hAnsi="Roboto Mono"/>
-        </w:rPr>
-        <w:t>Add recent videos</w:t>
-      </w:r>
-    </w:p>
-    <w:p>
-      <w:pPr>
-        <w:pStyle w:val="ListParagraph"/>
-        <w:rPr>
-          <w:rFonts w:ascii="Roboto Mono" w:hAnsi="Roboto Mono"/>
-        </w:rPr>
-      </w:pPr>
-    </w:p>
-    <w:p>
-      <w:pPr>
-        <w:pStyle w:val="Heading2"/>
-      </w:pPr>
-      <w:r>
-        <w:rPr>
-          <w:rFonts w:hint="cs"/>
-          <w:rtl/>
-        </w:rPr>
-        <w:t>2</w:t>
-      </w:r>
-      <w:r>
-        <w:t>-</w:t>
-      </w:r>
-      <w:r>
-        <w:t>Video Studio</w:t>
-      </w:r>
-      <w:r>
-        <w:t>- Ai Answer - 1</w:t>
-      </w:r>
-    </w:p>
-    <w:p>
-      <w:pPr>
-        <w:rPr>
-          <w:rFonts w:ascii="Arial" w:eastAsia="Arial" w:hAnsi="Arial"/>
-          <w:sz w:val="18"/>
-        </w:rPr>
-      </w:pPr>
-      <w:r>
-        <w:rPr>
-          <w:rFonts w:ascii="Arial" w:eastAsia="Arial" w:hAnsi="Arial" w:cs="Arial"/>
-          <w:b/>
-          <w:color w:val="000000"/>
-          <w:sz w:val="18"/>
-          <w:highlight w:val="lightGray"/>
-        </w:rPr>
-        <w:t># Source: AI Source: Provided by: [Data Path</w:t>
-      </w:r>
+        <w:t xml:space="preserve">: Persons Table -&gt; ID Column: 1, </w:t>
+      </w:r>
+      <w:proofErr w:type="spellStart"/>
       <w:r>
         <w:rPr>
           <w:rFonts w:ascii="Arial" w:eastAsia="Arial" w:hAnsi="Arial" w:cs="Arial"/>
@@ -249,7 +375,17 @@
           <w:sz w:val="18"/>
           <w:highlight w:val="lightGray"/>
         </w:rPr>
-        <w:t xml:space="preserve">: Persons Table -&gt; ID Column: 1, Name_En Column: Motasem Essam] -&gt; </w:t>
+        <w:t>Name_En</w:t>
+      </w:r>
+      <w:proofErr w:type="spellEnd"/>
+      <w:r>
+        <w:rPr>
+          <w:rFonts w:ascii="Arial" w:eastAsia="Arial" w:hAnsi="Arial" w:cs="Arial"/>
+          <w:color w:val="000000"/>
+          <w:sz w:val="18"/>
+          <w:highlight w:val="lightGray"/>
+        </w:rPr>
+        <w:t xml:space="preserve"> Column: Motasem Essam] -&gt; </w:t>
       </w:r>
       <w:r>
         <w:rPr>
